--- a/media/resume-dingbowen.docx
+++ b/media/resume-dingbowen.docx
@@ -1431,43 +1431,7 @@
           <w:sz w:val="20"/>
           <w:szCs w:val="20"/>
         </w:rPr>
-        <w:t>担任一级市场投前的行业分析师</w:t>
-      </w:r>
-      <w:r>
-        <w:rPr>
-          <w:rFonts w:ascii="宋体" w:eastAsia="宋体" w:hAnsi="宋体" w:cs="Arial" w:hint="eastAsia"/>
-          <w:bCs/>
-          <w:sz w:val="20"/>
-          <w:szCs w:val="20"/>
-        </w:rPr>
-        <w:t>，对量化、AI4S、具身智能等多个领域开展深度调研和学习工作，</w:t>
-      </w:r>
-      <w:r>
-        <w:rPr>
-          <w:rFonts w:ascii="宋体" w:eastAsia="宋体" w:hAnsi="宋体" w:cs="Arial" w:hint="eastAsia"/>
-          <w:bCs/>
-          <w:sz w:val="20"/>
-          <w:szCs w:val="20"/>
-        </w:rPr>
-        <w:t>参加并整理过多个项目的高管访谈，如</w:t>
-      </w:r>
-      <w:r>
-        <w:rPr>
-          <w:rFonts w:ascii="宋体" w:eastAsia="宋体" w:hAnsi="宋体" w:cs="Arial" w:hint="eastAsia"/>
-          <w:bCs/>
-          <w:sz w:val="20"/>
-          <w:szCs w:val="20"/>
-        </w:rPr>
-        <w:t>超衍</w:t>
-      </w:r>
-      <w:r>
-        <w:rPr>
-          <w:rFonts w:ascii="宋体" w:eastAsia="宋体" w:hAnsi="宋体" w:cs="Arial" w:hint="eastAsia"/>
-          <w:bCs/>
-          <w:sz w:val="20"/>
-          <w:szCs w:val="20"/>
-        </w:rPr>
-        <w:t>智能、无界进化、小熊猫科技等</w:t>
+        <w:t xml:space="preserve">担任一级市场投前行业分析师，对量化、AI4S、具身智能等前沿AI领域开展深度调研，练就了快速吃透陌生技术赛道的学习能力；参与超衍智能、无界进化、小熊猫科技等多个AI项目的高管访谈，将数小时对话拆解为要点清晰的结构化纪要，精准提取亮点与风险信号——这种“从非结构化信息中抓取关键判断”的能力，与AI视频评测“看内容-抓问题-结构化输出”的工作方式同源。</w:t>
       </w:r>
     </w:p>
     <w:p>
@@ -1495,79 +1459,7 @@
           <w:sz w:val="20"/>
           <w:szCs w:val="20"/>
         </w:rPr>
-        <w:t>于星连资本投后合作伙伴华清普智孵化器辅助运营师进行</w:t>
-      </w:r>
-      <w:r>
-        <w:rPr>
-          <w:rFonts w:ascii="宋体" w:eastAsia="宋体" w:hAnsi="宋体" w:cs="Arial" w:hint="eastAsia"/>
-          <w:bCs/>
-          <w:sz w:val="20"/>
-          <w:szCs w:val="20"/>
-        </w:rPr>
-        <w:t>路演系列</w:t>
-      </w:r>
-      <w:r>
-        <w:rPr>
-          <w:rFonts w:ascii="宋体" w:eastAsia="宋体" w:hAnsi="宋体" w:cs="Arial" w:hint="eastAsia"/>
-          <w:bCs/>
-          <w:sz w:val="20"/>
-          <w:szCs w:val="20"/>
-        </w:rPr>
-        <w:t>活动</w:t>
-      </w:r>
-      <w:r>
-        <w:rPr>
-          <w:rFonts w:ascii="宋体" w:eastAsia="宋体" w:hAnsi="宋体" w:cs="Arial" w:hint="eastAsia"/>
-          <w:bCs/>
-          <w:sz w:val="20"/>
-          <w:szCs w:val="20"/>
-        </w:rPr>
-        <w:t>外联和</w:t>
-      </w:r>
-      <w:r>
-        <w:rPr>
-          <w:rFonts w:ascii="宋体" w:eastAsia="宋体" w:hAnsi="宋体" w:cs="Arial" w:hint="eastAsia"/>
-          <w:bCs/>
-          <w:sz w:val="20"/>
-          <w:szCs w:val="20"/>
-        </w:rPr>
-        <w:t>策划</w:t>
-      </w:r>
-      <w:r>
-        <w:rPr>
-          <w:rFonts w:ascii="宋体" w:eastAsia="宋体" w:hAnsi="宋体" w:cs="Arial" w:hint="eastAsia"/>
-          <w:bCs/>
-          <w:sz w:val="20"/>
-          <w:szCs w:val="20"/>
-        </w:rPr>
-        <w:t>，以及对入驻</w:t>
-      </w:r>
-      <w:r>
-        <w:rPr>
-          <w:rFonts w:ascii="宋体" w:eastAsia="宋体" w:hAnsi="宋体" w:cs="Arial" w:hint="eastAsia"/>
-          <w:bCs/>
-          <w:sz w:val="20"/>
-          <w:szCs w:val="20"/>
-        </w:rPr>
-        <w:t>孵化器的初创团队</w:t>
-      </w:r>
-      <w:r>
-        <w:rPr>
-          <w:rFonts w:ascii="宋体" w:eastAsia="宋体" w:hAnsi="宋体" w:cs="Arial" w:hint="eastAsia"/>
-          <w:bCs/>
-          <w:sz w:val="20"/>
-          <w:szCs w:val="20"/>
-        </w:rPr>
-        <w:t>服务</w:t>
-      </w:r>
-      <w:r>
-        <w:rPr>
-          <w:rFonts w:ascii="宋体" w:eastAsia="宋体" w:hAnsi="宋体" w:cs="Arial" w:hint="eastAsia"/>
-          <w:bCs/>
-          <w:sz w:val="20"/>
-          <w:szCs w:val="20"/>
-        </w:rPr>
-        <w:t>，协助它们打通创业路径堵点，进行资源对接、项目辅导。</w:t>
+        <w:t xml:space="preserve">在华清普智孵化器协助路演系列活动的策划与外联，并联服务多家入驻初创团队：梳理各团队阶段需求、对接资源、辅导项目、跟踪落地反馈，在多任务并行中以清单和流程保证每件事有闭环——这种“批量条目逐项跟进、件件有着落”的工作习惯，正是大规模评测标注任务所需要的任务管理水平。</w:t>
       </w:r>
     </w:p>
     <w:p>
@@ -1769,7 +1661,7 @@
           <w:sz w:val="20"/>
           <w:szCs w:val="20"/>
         </w:rPr>
-        <w:t>给多所金融机构进行IT咨询审计服务，包括但不限于 中加基金，惠升基金，中航基金，国投安保.作为公司代表直接和甲方技术人员进行对接，一开始对业务并不熟悉，公司无专业培训环节，后续自己积极探索加上向老员工询问，迅速上手业务。工作内容大概为审查信息技术治理、应急管理、重要信息系统等审计项，汇总审计问题，得出审计意见，并在离场之前向甲方进行交付，这期间拿不准的问题随时向技术主管召开一对一的专家访谈。</w:t>
+        <w:t xml:space="preserve">为多所金融机构（中加基金、惠升基金、中航基金、国投安保等）提供IT咨询审计：依据监管标准对信息技术治理、应急管理、重要信息系统等审计项逐项核查、汇总问题清单、定性归因并输出结构化审计意见，作为公司代表直接向甲方技术人员交付——“对照标准逐项检查、发现问题、给出结论”的完整流程，正是AI内容评测标注的日常工作方式。入职时公司无培训环节，通过主动探索与请教一周内独立上手，拿不准的问题主动约技术主管一对一访谈确认，兼顾交付速度与判断准确性。</w:t>
       </w:r>
     </w:p>
     <w:p>
@@ -1797,7 +1689,7 @@
           <w:sz w:val="20"/>
           <w:szCs w:val="20"/>
         </w:rPr>
-        <w:t>入职一周，开始带领新的实习生团队熟悉业务，为实习生答疑，对接甲方，领导团队完成项目（由我推进项目，内容由老员工审核把关）。</w:t>
+        <w:t xml:space="preserve">入职一周即开始带教新入职实习生：把审计标准拆解为新人可执行的检查步骤并负责答疑，同时作为对接人直接面向甲方交付；由我推进进度、老员工把关质量的机制，让我习惯“先对齐标准、再批量执行、后交叉质检”的协作节奏，可直接迁移至评测团队的标注规范对齐与质检环节。</w:t>
       </w:r>
     </w:p>
     <w:p>
@@ -2469,25 +2361,7 @@
           <w:sz w:val="20"/>
           <w:szCs w:val="20"/>
         </w:rPr>
-        <w:t>我在本科与硕士期间学习成绩优异，拥有课本内容之外的竞赛经历和活动组织经历，并且积累了丰富的职场经验，总共拥有9份各具特色的实习经历，这使得我拥有出色的办公能力。我在学生生涯中积极了解并对接社会资源，更多注重个人社会实践与流量获取，这使得我对许多我感兴趣的行业前沿信息保留着敏感度，并养成了喜欢社交，擅</w:t>
-      </w:r>
-      <w:r>
-        <w:rPr>
-          <w:rFonts w:ascii="宋体" w:eastAsia="宋体" w:hAnsi="宋体" w:cs="Arial" w:hint="eastAsia"/>
-          <w:bCs/>
-          <w:sz w:val="20"/>
-          <w:szCs w:val="20"/>
-        </w:rPr>
-        <w:lastRenderedPageBreak/>
-        <w:t>长演讲，表达观点的个人素养。喜欢海外社区，拥有许多同龄人没有的国际视野，英语水平出色，因此我相信自己能够胜任需要独特想法与表现能力的工作内容，希望贵司能够考虑给予我本次实习机会，感谢您浏览我的简历</w:t>
-      </w:r>
-      <w:r>
-        <w:rPr>
-          <w:rFonts w:ascii="Arial" w:hAnsi="Arial" w:cs="Arial"/>
-          <w:sz w:val="20"/>
-          <w:szCs w:val="20"/>
-        </w:rPr>
-        <w:tab/>
+        <w:t xml:space="preserve">本科与硕士期间，我在保持学业优异的同时完成了9段横跨投资研究、孵化器运营与IT审计的实习：审计训练让我精于“对照标准逐项核查、汇总问题、定性归因、输出结论”，投资与运营让我习惯快速吃透陌生领域并结构化表达——这两组能力恰好构成AI视频评测的全部动作。我同时是一名AI视频创作者：以seko无限画布为主阵地，独立完成剧本、分镜、合成配乐全流程，产出18个分镜、8分钟+成片，深知生成模型在角色一致性、时序连贯性上的失败模式，明白“能用”与“好用”差在哪几个维度——评测时既有观众直觉，也有创作者判断。我对AI能力边界保持职业级好奇，熟练运用LLM与AI coding工具提效，英语出色、长期跟进海内外社区的前沿玩法。期待以AI视频内容/评测实习生身份加入贵司，线下稳定到岗，把每一帧画面变成可沉淀的评测资产。感谢您浏览我的简历！</w:t>
       </w:r>
     </w:p>
     <w:sectPr>
